--- a/data/cvs/cv_27_Elevated_Leads_Limited_Chrome_Extension_Developer___iGaming_Pro.docx
+++ b/data/cvs/cv_27_Elevated_Leads_Limited_Chrome_Extension_Developer___iGaming_Pro.docx
@@ -86,7 +86,7 @@
         <w:rPr>
           <w:sz w:val="20"/>
         </w:rPr>
-        <w:t>Full Stack Developer with a focus on AI integration, bringing 3+ years of experience in building end-to-end applications. I have a proven track record of delivering scalable solutions, from Python backends and REST APIs to React frontends. Currently, I'm leading the development of AI-driven automation systems at Copy Cat Group, including an SAP API integration and an AI-powered tender scraping pipeline.</w:t>
+        <w:t>Full Stack Developer with a focus on AI and automation, currently building production systems at Copy Cat Group. I work across the stack, from Python backends and REST APIs to React frontends, with recent deep dives into AI data work: model evaluation, prompt engineering, and dataset structuring. My experience spans both U.S. and Kenyan tech companies, including Sama Kenya, Cybasoft, and Digital Divide Data. I'm now seeking a Chrome Extension Developer role to leverage my JavaScript and TypeScript skills in a new iGaming product build.</w:t>
       </w:r>
     </w:p>
     <w:p>
@@ -119,7 +119,7 @@
         <w:rPr>
           <w:sz w:val="20"/>
         </w:rPr>
-        <w:t>Python, JavaScript, TypeScript, HTML, CSS</w:t>
+        <w:t>JavaScript, TypeScript, Python, HTML, CSS</w:t>
       </w:r>
     </w:p>
     <w:p>
@@ -155,7 +155,7 @@
         <w:rPr>
           <w:sz w:val="20"/>
         </w:rPr>
-        <w:t>PostgreSQL, MySQL, MongoDB, SQLite</w:t>
+        <w:t>PostgreSQL, MySQL, MongoDB</w:t>
       </w:r>
     </w:p>
     <w:p>
@@ -209,7 +209,7 @@
         <w:rPr>
           <w:sz w:val="20"/>
         </w:rPr>
-        <w:t>n8n, Playwright, Web Scraping, REST APIs</w:t>
+        <w:t>Web Scraping, REST APIs, Git, GitHub, Postman, VS Code, Jira, Slack, Docker</w:t>
       </w:r>
     </w:p>
     <w:p>
@@ -227,7 +227,7 @@
         <w:rPr>
           <w:sz w:val="20"/>
         </w:rPr>
-        <w:t>Git, GitHub, CI/CD, Docker, Oracle Cloud, Google Cloud Platform</w:t>
+        <w:t>CI/CD, Oracle Cloud, Google Cloud Platform</w:t>
       </w:r>
     </w:p>
     <w:p>
@@ -245,7 +245,7 @@
         <w:rPr>
           <w:sz w:val="20"/>
         </w:rPr>
-        <w:t>Chrome Extension development, Manifest V3, DOM manipulation, content scripts, third-party website interaction, front-end architectures, product development, architectural decisions, Agile</w:t>
+        <w:t>DOM manipulation, content scripts, Manifest V3, Chrome Extension development, third-party website interaction, front-end architectures, product development, architectural decisions, Agile, PR-based workflow</w:t>
       </w:r>
     </w:p>
     <w:p>
@@ -263,7 +263,7 @@
         <w:rPr>
           <w:sz w:val="20"/>
         </w:rPr>
-        <w:t>data visualization, Chrome Web Store, iGaming industry, PR-based workflow, async communication, Discord, KPI milestones, equity, revenue share, budget management</w:t>
+        <w:t>async communication, Discord, data visualization, Chrome Web Store, iGaming industry, backend development, remote work, time zone flexibility, decision-making, product direction, trade-off discussions</w:t>
       </w:r>
     </w:p>
     <w:p>
@@ -313,7 +313,7 @@
         <w:rPr>
           <w:sz w:val="20"/>
         </w:rPr>
-        <w:t>Leading the development of an AI-powered tender scraping pipeline, automating tender opportunity discovery and processing.</w:t>
+        <w:t>Integrating SAP APIs with an internal Credit Control System, automating processes for OA and IT business units.</w:t>
       </w:r>
     </w:p>
     <w:p>
@@ -325,7 +325,7 @@
         <w:rPr>
           <w:sz w:val="20"/>
         </w:rPr>
-        <w:t>Integrating SAP APIs with an internal Credit Control System, creating a live, automated system for OA and IT business units.</w:t>
+        <w:t>Authoring technical documentation: BRD, SDD, and architectural specifications for enterprise-wide systems.</w:t>
       </w:r>
     </w:p>
     <w:p>
@@ -337,7 +337,7 @@
         <w:rPr>
           <w:sz w:val="20"/>
         </w:rPr>
-        <w:t>Authoring comprehensive System Design Documents (SDDs) and Business Requirements Documents (BRDs) to define project scope and technical specifications.</w:t>
+        <w:t>Designing and prototyping an AI-powered tender scraping pipeline to automate tender opportunity discovery and processing.</w:t>
       </w:r>
     </w:p>
     <w:p>
@@ -372,19 +372,7 @@
         <w:rPr>
           <w:sz w:val="20"/>
         </w:rPr>
-        <w:t>Trained AI models by generating precise difference-based captions for multimodal datasets, improving model accuracy.</w:t>
-      </w:r>
-    </w:p>
-    <w:p>
-      <w:pPr>
-        <w:pStyle w:val="ListBullet"/>
-        <w:spacing w:before="0" w:after="20"/>
-      </w:pPr>
-      <w:r>
-        <w:rPr>
-          <w:sz w:val="20"/>
-        </w:rPr>
-        <w:t>Performed rigorous categorisation, bounding, and validation tasks to ensure high-quality annotated outputs for production model training.</w:t>
+        <w:t>Generated difference-based captions for multimodal datasets, improving model accuracy through detailed annotations.</w:t>
       </w:r>
     </w:p>
     <w:p>
@@ -419,19 +407,7 @@
         <w:rPr>
           <w:sz w:val="20"/>
         </w:rPr>
-        <w:t>Built full-stack solutions for diverse clients, including UI development, API optimisation, and CMS management.</w:t>
-      </w:r>
-    </w:p>
-    <w:p>
-      <w:pPr>
-        <w:pStyle w:val="ListBullet"/>
-        <w:spacing w:before="0" w:after="20"/>
-      </w:pPr>
-      <w:r>
-        <w:rPr>
-          <w:sz w:val="20"/>
-        </w:rPr>
-        <w:t>Collaborated remotely to debug, enhance performance, and incorporate client feedback into delivered products.</w:t>
+        <w:t>Built full-stack solutions for U.S. clients, including UI components, API optimisation, and CMS website management.</w:t>
       </w:r>
     </w:p>
     <w:p>
@@ -466,7 +442,7 @@
         <w:rPr>
           <w:sz w:val="20"/>
         </w:rPr>
-        <w:t>Annotated and evaluated datasets for health and agriculture AI systems, ensuring annotation quality across multilingual data.</w:t>
+        <w:t>Performed intent detection and slot tagging for health and agriculture AI systems, ensuring high-quality multilingual training data.</w:t>
       </w:r>
     </w:p>
     <w:p>
